--- a/最终提交材料 2/sponsor/Sponsor-Mentor-Confirmation-Form.docx
+++ b/最终提交材料 2/sponsor/Sponsor-Mentor-Confirmation-Form.docx
@@ -1366,64 +1366,7 @@
         <w:spacing w:before="140" w:after="80"/>
       </w:pPr>
       <w:r>
-        <w:t>5. Optional Comment</w:t>
-      </w:r>
-    </w:p>
-    <w:tbl>
-      <w:tblPr>
-        <w:tblStyle w:val="TableGrid"/>
-        <w:tblW w:type="auto" w:w="0"/>
-        <w:tblLook w:firstColumn="1" w:firstRow="1" w:lastColumn="0" w:lastRow="0" w:noHBand="0" w:noVBand="1" w:val="04A0"/>
-      </w:tblPr>
-      <w:tblGrid>
-        <w:gridCol w:w="10368"/>
-      </w:tblGrid>
-      <w:tr>
-        <w:trPr>
-          <w:trHeight w:val="504"/>
-        </w:trPr>
-        <w:tc>
-          <w:tcPr>
-            <w:tcW w:type="dxa" w:w="10368"/>
-            <w:tcBorders>
-              <w:top w:val="single" w:sz="8" w:color="808080"/>
-              <w:left w:val="single" w:sz="8" w:color="808080"/>
-              <w:bottom w:val="single" w:sz="8" w:color="808080"/>
-              <w:right w:val="single" w:sz="8" w:color="808080"/>
-              <w:insideH w:val="single" w:sz="8" w:color="808080"/>
-              <w:insideV w:val="single" w:sz="8" w:color="808080"/>
-            </w:tcBorders>
-          </w:tcPr>
-          <w:p/>
-        </w:tc>
-      </w:tr>
-      <w:tr>
-        <w:trPr>
-          <w:trHeight w:val="504"/>
-        </w:trPr>
-        <w:tc>
-          <w:tcPr>
-            <w:tcW w:type="dxa" w:w="10368"/>
-            <w:tcBorders>
-              <w:top w:val="single" w:sz="8" w:color="808080"/>
-              <w:left w:val="single" w:sz="8" w:color="808080"/>
-              <w:bottom w:val="single" w:sz="8" w:color="808080"/>
-              <w:right w:val="single" w:sz="8" w:color="808080"/>
-              <w:insideH w:val="single" w:sz="8" w:color="808080"/>
-              <w:insideV w:val="single" w:sz="8" w:color="808080"/>
-            </w:tcBorders>
-          </w:tcPr>
-          <w:p/>
-        </w:tc>
-      </w:tr>
-    </w:tbl>
-    <w:p>
-      <w:pPr>
-        <w:pStyle w:val="Heading1"/>
-        <w:spacing w:before="140" w:after="80"/>
-      </w:pPr>
-      <w:r>
-        <w:t>6. Sponsor / Mentor Sign-off</w:t>
+        <w:t>5. Sponsor / Mentor Sign-off</w:t>
       </w:r>
     </w:p>
     <w:p>
